--- a/Classwork_ALevel_20261023.docx
+++ b/Classwork_ALevel_20261023.docx
@@ -1663,6 +1663,7 @@
                 <w:lang w:val="en-US" w:eastAsia="en-US" w:bidi="ar-SA"/>
               </w:rPr>
             </w:pPr>
+            <w:commentRangeStart w:id="0"/>
             <w:r>
               <w:rPr>
                 <w:rFonts w:eastAsia="ＭＳ 明朝" w:cs=""/>
@@ -1671,6 +1672,13 @@
                 <w:lang w:val="en-US" w:eastAsia="en-US" w:bidi="ar-SA"/>
               </w:rPr>
               <w:t>selected = []</w:t>
+            </w:r>
+            <w:commentRangeEnd w:id="0"/>
+            <w:r>
+              <w:rPr>
+                <w:rStyle w:val="CommentReference"/>
+              </w:rPr>
+              <w:commentReference w:id="0"/>
             </w:r>
           </w:p>
           <w:p>
@@ -1990,6 +1998,7 @@
                 <w:lang w:val="en-US" w:eastAsia="en-US" w:bidi="ar-SA"/>
               </w:rPr>
             </w:pPr>
+            <w:commentRangeStart w:id="1"/>
             <w:r>
               <w:rPr>
                 <w:rFonts w:eastAsia="ＭＳ 明朝" w:cs=""/>
@@ -2007,6 +2016,13 @@
                 <w:lang w:val="en-US" w:eastAsia="en-US" w:bidi="ar-SA"/>
               </w:rPr>
               <w:t>Player1 = []</w:t>
+            </w:r>
+            <w:commentRangeEnd w:id="1"/>
+            <w:r>
+              <w:rPr>
+                <w:rStyle w:val="CommentReference"/>
+              </w:rPr>
+              <w:commentReference w:id="1"/>
             </w:r>
           </w:p>
           <w:p>
@@ -2414,6 +2430,43 @@
     </w:sectPr>
   </w:body>
 </w:document>
+</file>
+
+<file path=word/comments.xml><?xml version="1.0" encoding="utf-8"?>
+<w:comments xmlns:a="http://schemas.openxmlformats.org/drawingml/2006/main" xmlns:pic="http://schemas.openxmlformats.org/drawingml/2006/picture" xmlns:r="http://schemas.openxmlformats.org/officeDocument/2006/relationships" xmlns:w="http://schemas.openxmlformats.org/wordprocessingml/2006/main" xmlns:wp="http://schemas.openxmlformats.org/drawingml/2006/wordprocessingDrawing" xmlns:mc="http://schemas.openxmlformats.org/markup-compatibility/2006" xmlns:a14="http://schemas.microsoft.com/office/drawing/2010/main" xmlns:w14="http://schemas.microsoft.com/office/word/2010/wordml" xmlns:wpc="http://schemas.microsoft.com/office/word/2010/wordprocessingCanvas">
+  <w:comment w:id="0" w:author="Teacher" w:initials="T" w:date="2026-10-23T13:17:20Z">
+    <w:p>
+      <w:pPr>
+        <w:pStyle w:val="CommentText"/>
+      </w:pPr>
+      <w:r>
+        <w:rPr>
+          <w:rStyle w:val="CommentReference"/>
+        </w:rPr>
+        <w:annotationRef/>
+      </w:r>
+      <w:r>
+        <w:t>20/22 - ChooseCard() returns the number typed by the user (1-30), not an array index. The array is 0-based, so the function should return index - 1; with arr[ChooseCard()] the card picked is one place too far along - entering 1 selects the second card. (-2)</w:t>
+      </w:r>
+    </w:p>
+  </w:comment>
+  <w:comment w:id="1" w:author="Teacher" w:initials="T" w:date="2026-10-23T13:17:20Z">
+    <w:p>
+      <w:pPr>
+        <w:pStyle w:val="CommentText"/>
+      </w:pPr>
+      <w:r>
+        <w:rPr>
+          <w:rStyle w:val="CommentReference"/>
+        </w:rPr>
+        <w:annotationRef/>
+      </w:r>
+      <w:r>
+        <w:t>16/18 - GetNumber is written without brackets, so the f-string prints the method object (&lt;bound method Card.GetNumber ...&gt;) instead of the number. Your screenshot shows the correct numbers, so the version you actually ran must have had the brackets - the code in the answer box must be exactly the version you ran. (-2)</w:t>
+      </w:r>
+    </w:p>
+  </w:comment>
+</w:comments>
 </file>
 
 <file path=word/header1.xml><?xml version="1.0" encoding="utf-8"?>
